--- a/docs/eventus_sixth_draft.docx
+++ b/docs/eventus_sixth_draft.docx
@@ -2053,7 +2053,7 @@
     </w:p>
     <w:p>
       <w:r>
-        <w:t>Figure 1. KDE of nursing facility stay duration (n=227 episodes). Bimodal distribution with peaks near 80 and 115 days. Dashed lines: P25, P50, P75, P90.</w:t>
+        <w:t>Figure 1. KDE of nursing facility stay duration (n=227 episodes). Broad distribution peaking near 115 days with a secondary mode around 80 days. Dashed lines: P25, P50, P75, P90.</w:t>
       </w:r>
     </w:p>
     <w:p/>
@@ -2112,7 +2112,7 @@
     <w:p/>
     <w:p>
       <w:r>
-        <w:t>This vignette demonstrates that visual and stratification decisions are scientific decisions that belong in an auditable versioned config file, not in plotting code. Adding stratification requires one argument change in one config file.</w:t>
+        <w:t>This vignette demonstrates that visual and stratification decisions belong in versioned config files, not in plotting code — the config is the complete, reproducible record of what was plotted and how. Adding stratification requires one argument change in one config file.</w:t>
       </w:r>
     </w:p>
     <w:p>
@@ -2384,7 +2384,7 @@
         <w:t>EpisodeCoverageSummary</w:t>
       </w:r>
       <w:r>
-        <w:t xml:space="preserve"> with three tiers and validated denominators. Switching to the age window changes one constructor call. The age-window summary tells a different story: 13.6% of members had no coverage during ages 18–25, only 3.5% were continuously covered for the full seven years, and nearly a third had gaps.</w:t>
+        <w:t xml:space="preserve"> with three tiers and validated denominators. Switching to the age window changes one constructor call. The age-window summary tells a different story: 31.1% of members had no coverage during ages 18–21, 29.8% were continuously covered for the full three years, and 24.3% had gaps in the middle of their coverage window.</w:t>
       </w:r>
     </w:p>
     <w:p>
@@ -2448,7 +2448,7 @@
     </w:p>
     <w:p>
       <w:r>
-        <w:t>You know from Chapter 4 that 13.6% of members had no coverage, only 3.5% were continuously covered, and 31.9% had gaps. A table of statistics tells you what happened. It cannot show you the pattern. Which members had gaps early in their window? Which had gaps late? A stacked timeline answers all of these at once — one bar per member, colored by coverage status.</w:t>
+        <w:t>You know from Chapter 4 that 31.1% of members had no coverage during ages 18–21, that 29.8% were continuously covered for the full three years, and that 24.3% had gaps. A table of statistics tells you what happened. It cannot show you the pattern. Which members had gaps early in their window? Which had gaps late? A stacked timeline answers all of these at once — one bar per member, colored by coverage status.</w:t>
       </w:r>
     </w:p>
     <w:p>
@@ -2549,7 +2549,7 @@
     </w:p>
     <w:p>
       <w:r>
-        <w:t>Figure 3. Stacked timeline of Medicaid coverage for 50 members, ages 18–25. Each row is one member; bar length reflects their personal 18–25 window. Blue: active coverage. Orange: coverage gaps. White: outside window.</w:t>
+        <w:t>Figure 3. Stacked timeline of Medicaid coverage for 50 members, ages 18–21 (normalized x-axis, 0m–36m). Blue: active Medicaid coverage. Orange: coverage gap between episodes. Dark grey: inactive before first enrollment. Light grey: inactive after last exit. White: never enrolled. All five segment types are independently configured in the YAML and appear in the legend. A single member may show multiple segment types — the segments are distinct, not the members.</w:t>
       </w:r>
     </w:p>
     <w:p/>
@@ -2569,239 +2569,310 @@
         <w:t>, serves as the contract between analysis and visualization. The plotter does not know how the observation periods were constructed, how the episodes were cleaned, or which entities were filtered; it receives a validated object and trusts it. The same plotter that draws calendar-year coverage draws age-window coverage with one config change and zero code changes. All visual decisions live in a versioned config file.</w:t>
       </w:r>
     </w:p>
-    <w:p>
+    <w:p w14:paraId="CH06HEAD">
       <w:pPr>
         <w:pStyle w:val="Heading2"/>
       </w:pPr>
       <w:r>
-        <w:t>3.6 Chapter 6 — Event Volume Analysis</w:t>
-      </w:r>
-    </w:p>
-    <w:p>
-      <w:r>
-        <w:rPr>
-          <w:b/>
-          <w:bCs/>
-        </w:rPr>
+        <w:t>3.6 Chapter 6 — Event Analysis</w:t>
+      </w:r>
+    </w:p>
+    <w:p w14:paraId="CH06AA7754">
+      <w:r>
         <w:t xml:space="preserve">Scenario: </w:t>
       </w:r>
       <w:r>
-        <w:t>How many ED visits did members have during their coverage period, and how does that change when restricted to the ages 18–21 transition window?</w:t>
-      </w:r>
-    </w:p>
-    <w:p>
-      <w:r>
-        <w:t>This is the first chapter where two data types appear in the same pipeline — episodes (coverage periods) and events (ED visits). Before that assembly can happen, the events need the same cleaning guarantees as episodes: null identifiers, unparseable dates, and duplicates handled explicitly. But events have one additional problem: same-date same-hospital records with different diagnoses or blood pressure readings are not duplicates — they are the same visit recorded twice. The consolidation rule belongs in a config file, not a groupby lambda.</w:t>
-      </w:r>
-    </w:p>
-    <w:p>
-      <w:r>
-        <w:rPr>
-          <w:rFonts w:ascii="Courier New" w:eastAsia="Courier New" w:hAnsi="Courier New" w:cs="Courier New"/>
-          <w:sz w:val="18"/>
-          <w:szCs w:val="18"/>
-        </w:rPr>
-        <w:t>EventSemantics</w:t>
+        <w:t>How many ED visits did members have during calendar year 2022, and where in their coverage structure did those visits fall?</w:t>
+      </w:r>
+    </w:p>
+    <w:p w14:paraId="CH06AA4491">
+      <w:r>
+        <w:t>This chapter introduces two questions that require the same data but different analyzers. The first is a volume question: how many members had ED visits, and how many had multiple? The second is a cross-type question, only askable when both episodes and events live in the same validated structure: where in each member’s coverage structure did those visits fall — during active coverage, during a gap, before enrollment, or after exit?</w:t>
+      </w:r>
+    </w:p>
+    <w:p w14:paraId="CH06AA8596">
+      <w:r>
+        <w:t xml:space="preserve">Both questions begin with the same pipeline. Events need the same cleaning guarantees as episodes: null identifiers, unparseable dates, and duplicates handled explicitly. Events have one additional problem: same-date same-hospital records with different diagnoses are the same visit recorded twice, not two visits. </w:t>
+      </w:r>
+      <w:r>
+        <w:rPr>
+          <w:rFonts w:ascii="Courier New" w:hAnsi="Courier New" w:cs="Courier New"/>
+          <w:sz w:val="18"/>
+          <w:szCs w:val="18"/>
+        </w:rPr>
+        <w:t xml:space="preserve">EventSemantics</w:t>
       </w:r>
       <w:r>
         <w:t xml:space="preserve"> declares </w:t>
       </w:r>
       <w:r>
         <w:rPr>
-          <w:rFonts w:ascii="Courier New" w:eastAsia="Courier New" w:hAnsi="Courier New" w:cs="Courier New"/>
-          <w:sz w:val="18"/>
-          <w:szCs w:val="18"/>
-        </w:rPr>
-        <w:t>also_defined_by = ["hospital_id"]</w:t>
+          <w:rFonts w:ascii="Courier New" w:hAnsi="Courier New" w:cs="Courier New"/>
+          <w:sz w:val="18"/>
+          <w:szCs w:val="18"/>
+        </w:rPr>
+        <w:t xml:space="preserve">also_defined_by = ["hospital_id"]</w:t>
       </w:r>
       <w:r>
         <w:t xml:space="preserve"> — two visits on the same date at different hospitals are different events. The cleaner config declares consolidation rules: </w:t>
       </w:r>
       <w:r>
         <w:rPr>
-          <w:rFonts w:ascii="Courier New" w:eastAsia="Courier New" w:hAnsi="Courier New" w:cs="Courier New"/>
-          <w:sz w:val="18"/>
-          <w:szCs w:val="18"/>
-        </w:rPr>
-        <w:t>icd10_condition: unique</w:t>
-      </w:r>
-      <w:r>
-        <w:t xml:space="preserve"> (collect all diagnoses) and </w:t>
-      </w:r>
-      <w:r>
-        <w:rPr>
-          <w:rFonts w:ascii="Courier New" w:eastAsia="Courier New" w:hAnsi="Courier New" w:cs="Courier New"/>
-          <w:sz w:val="18"/>
-          <w:szCs w:val="18"/>
-        </w:rPr>
-        <w:t>systolic_bp: median</w:t>
-      </w:r>
-      <w:r>
-        <w:t xml:space="preserve"> (take the median reading).</w:t>
-      </w:r>
-    </w:p>
-    <w:p/>
-    <w:p>
-      <w:r>
-        <w:lastRenderedPageBreak/>
-        <w:t>Cleaning report: events</w:t>
-      </w:r>
-    </w:p>
-    <w:p>
-      <w:r>
-        <w:t>────────────────────────────────────────────────────────</w:t>
-      </w:r>
-    </w:p>
-    <w:p>
-      <w:r>
-        <w:t>Total input rows:                                5,459</w:t>
-      </w:r>
-    </w:p>
-    <w:p>
-      <w:r>
-        <w:t>────────────────────────────────────────────────────────</w:t>
-      </w:r>
-    </w:p>
-    <w:p>
-      <w:r>
-        <w:t xml:space="preserve">  Rejected:</w:t>
-      </w:r>
-    </w:p>
-    <w:p>
-      <w:r>
-        <w:t xml:space="preserve">    duplicate_row:                               3,195  (58.7%)</w:t>
-      </w:r>
-    </w:p>
-    <w:p>
-      <w:r>
-        <w:t xml:space="preserve">    null_date:                                     107   (2.0%)</w:t>
-      </w:r>
-    </w:p>
-    <w:p>
-      <w:r>
-        <w:t xml:space="preserve">    null_entity_id:                                 54   (1.0%)</w:t>
-      </w:r>
-    </w:p>
-    <w:p>
-      <w:r>
-        <w:t>────────────────────────────────────────────────────────</w:t>
-      </w:r>
-    </w:p>
-    <w:p>
-      <w:r>
-        <w:t>Total rejected:                                3,356  (61.7%)</w:t>
-      </w:r>
-    </w:p>
-    <w:p>
-      <w:r>
-        <w:t>Clean rows:                                    2,060  (37.9%)</w:t>
-      </w:r>
-    </w:p>
-    <w:p/>
-    <w:p>
-      <w:r>
-        <w:rPr>
-          <w:rFonts w:ascii="Courier New" w:eastAsia="Courier New" w:hAnsi="Courier New" w:cs="Courier New"/>
-          <w:sz w:val="18"/>
-          <w:szCs w:val="18"/>
-        </w:rPr>
-        <w:t>CohortTimeline.build_from_components()</w:t>
-      </w:r>
-      <w:r>
-        <w:t xml:space="preserve"> now accepts both data types. </w:t>
-      </w:r>
-      <w:r>
-        <w:rPr>
-          <w:rFonts w:ascii="Courier New" w:eastAsia="Courier New" w:hAnsi="Courier New" w:cs="Courier New"/>
-          <w:sz w:val="18"/>
-          <w:szCs w:val="18"/>
-        </w:rPr>
-        <w:t>episode_identities</w:t>
+          <w:rFonts w:ascii="Courier New" w:hAnsi="Courier New" w:cs="Courier New"/>
+          <w:sz w:val="18"/>
+          <w:szCs w:val="18"/>
+        </w:rPr>
+        <w:t xml:space="preserve">icd10_condition: unique</w:t>
       </w:r>
       <w:r>
         <w:t xml:space="preserve"> and </w:t>
       </w:r>
       <w:r>
         <w:rPr>
-          <w:rFonts w:ascii="Courier New" w:eastAsia="Courier New" w:hAnsi="Courier New" w:cs="Courier New"/>
-          <w:sz w:val="18"/>
-          <w:szCs w:val="18"/>
-        </w:rPr>
-        <w:t>event_identities</w:t>
-      </w:r>
-      <w:r>
-        <w:t xml:space="preserve"> are tracked separately — the timeline knows what it holds. </w:t>
-      </w:r>
-      <w:r>
-        <w:rPr>
-          <w:rFonts w:ascii="Courier New" w:eastAsia="Courier New" w:hAnsi="Courier New" w:cs="Courier New"/>
-          <w:sz w:val="18"/>
-          <w:szCs w:val="18"/>
-        </w:rPr>
-        <w:t>CohortTimelineEventAnalyzer.compute_volume()</w:t>
-      </w:r>
-      <w:r>
-        <w:t xml:space="preserve"> produces a validated result: 339 members (68.5%) with any ED visit, 199 (40.2%) with multiple. Switching to the 18–21 age window changes one constructor call: 337 (67.4%) with any visit, 243 (48.6%) with multiple. </w:t>
-      </w:r>
-    </w:p>
-    <w:p>
-      <w:r>
-        <w:t xml:space="preserve">This vignette demonstrates that cleaning events provides the same guarantees as cleaning episodes. </w:t>
-      </w:r>
-      <w:r>
-        <w:rPr>
-          <w:rFonts w:ascii="Courier New" w:eastAsia="Courier New" w:hAnsi="Courier New" w:cs="Courier New"/>
-          <w:sz w:val="18"/>
-          <w:szCs w:val="18"/>
-        </w:rPr>
-        <w:t>CohortTimeline</w:t>
-      </w:r>
-      <w:r>
-        <w:t xml:space="preserve"> holds both data types, tracking them separately. </w:t>
-      </w:r>
-      <w:r>
-        <w:rPr>
-          <w:rFonts w:ascii="Courier New" w:eastAsia="Courier New" w:hAnsi="Courier New" w:cs="Courier New"/>
-          <w:sz w:val="18"/>
-          <w:szCs w:val="18"/>
-        </w:rPr>
-        <w:t>EventResultVolume</w:t>
-      </w:r>
-      <w:r>
-        <w:t xml:space="preserve"> validates its denominators — </w:t>
-      </w:r>
-      <w:r>
-        <w:rPr>
-          <w:rFonts w:ascii="Courier New" w:eastAsia="Courier New" w:hAnsi="Courier New" w:cs="Courier New"/>
-          <w:sz w:val="18"/>
-          <w:szCs w:val="18"/>
-        </w:rPr>
-        <w:t>n_with_any</w:t>
+          <w:rFonts w:ascii="Courier New" w:hAnsi="Courier New" w:cs="Courier New"/>
+          <w:sz w:val="18"/>
+          <w:szCs w:val="18"/>
+        </w:rPr>
+        <w:t xml:space="preserve">systolic_bp: median</w:t>
+      </w:r>
+      <w:r>
+        <w:t>. These are scientific decisions that belong in a versioned config file.</w:t>
+      </w:r>
+    </w:p>
+    <w:p w14:paraId="CH06AA5895">
+      <w:r>
+        <w:rPr>
+          <w:rFonts w:ascii="Courier New" w:hAnsi="Courier New" w:cs="Courier New"/>
+          <w:sz w:val="18"/>
+          <w:szCs w:val="18"/>
+        </w:rPr>
+        <w:t xml:space="preserve">CohortTimeline.build_from_components()</w:t>
+      </w:r>
+      <w:r>
+        <w:t xml:space="preserve"> assembles the coverage episodes and ED visits into one per-entity structure. </w:t>
+      </w:r>
+      <w:r>
+        <w:rPr>
+          <w:rFonts w:ascii="Courier New" w:hAnsi="Courier New" w:cs="Courier New"/>
+          <w:sz w:val="18"/>
+          <w:szCs w:val="18"/>
+        </w:rPr>
+        <w:t xml:space="preserve">episode_identities</w:t>
       </w:r>
       <w:r>
         <w:t xml:space="preserve"> and </w:t>
       </w:r>
       <w:r>
         <w:rPr>
-          <w:rFonts w:ascii="Courier New" w:eastAsia="Courier New" w:hAnsi="Courier New" w:cs="Courier New"/>
-          <w:sz w:val="18"/>
-          <w:szCs w:val="18"/>
-        </w:rPr>
-        <w:t>n_with_multiple</w:t>
-      </w:r>
-      <w:r>
-        <w:t xml:space="preserve"> cannot be accidentally computed against the wrong cohort.</w:t>
+          <w:rFonts w:ascii="Courier New" w:hAnsi="Courier New" w:cs="Courier New"/>
+          <w:sz w:val="18"/>
+          <w:szCs w:val="18"/>
+        </w:rPr>
+        <w:t xml:space="preserve">event_identities</w:t>
+      </w:r>
+      <w:r>
+        <w:t xml:space="preserve"> are tracked separately — the timeline knows what it holds. The observation period is built from the coverage cohort — 793 members, calendar year 2022 — not from the event streams.</w:t>
+      </w:r>
+    </w:p>
+    <w:p w14:paraId="CH06AA6261">
+      <w:r>
+        <w:rPr>
+          <w:rFonts w:ascii="Courier New" w:hAnsi="Courier New" w:cs="Courier New"/>
+          <w:sz w:val="18"/>
+          <w:szCs w:val="18"/>
+        </w:rPr>
+        <w:t xml:space="preserve">CohortTimelineEventAnalyzer.compute_volume()</w:t>
+      </w:r>
+      <w:r>
+        <w:t xml:space="preserve"> produces a validated result: 554 members (69.9%) had any ED visit in 2022, 325 (41.0%) had multiple. Figure 4 shows the prevalence bar. Figure 5 shows the count distribution — 30.1% had no visits, 28.9% had exactly one, 20.4% had two, with a long right tail extending to six or more. Switching to the 18–21 age window changes one constructor call: 514 (64.2%) with any visit, 382 (47.8%) with multiple. The higher repeat utilization rate reflects the longer observation window.</w:t>
+      </w:r>
+    </w:p>
+    <w:p w14:paraId="CH06400001A">
+      <w:r>
+        <w:rPr>
+          <w:noProof/>
+        </w:rPr>
+        <w:drawing>
+          <wp:inline distT="0" distB="0" distL="0" distR="0">
+            <wp:extent cx="5760000" cy="3456000"/>
+            <wp:effectExtent l="0" t="0" r="0" b="0"/>
+            <wp:docPr id="400001" name="Fig400001"/>
+            <wp:cNvGraphicFramePr>
+              <a:graphicFrameLocks xmlns:a="http://schemas.openxmlformats.org/drawingml/2006/main" noChangeAspect="1"/>
+            </wp:cNvGraphicFramePr>
+            <a:graphic xmlns:a="http://schemas.openxmlformats.org/drawingml/2006/main">
+              <a:graphicData uri="http://schemas.openxmlformats.org/drawingml/2006/picture">
+                <pic:pic xmlns:pic="http://schemas.openxmlformats.org/drawingml/2006/picture">
+                  <pic:nvPicPr>
+                    <pic:cNvPr id="0" name=""/>
+                    <pic:cNvPicPr>
+                      <a:picLocks noChangeAspect="1" noChangeArrowheads="1"/>
+                    </pic:cNvPicPr>
+                  </pic:nvPicPr>
+                  <pic:blipFill>
+                    <a:blip r:embed="rId33"/>
+                    <a:srcRect/>
+                    <a:stretch>
+                      <a:fillRect/>
+                    </a:stretch>
+                  </pic:blipFill>
+                  <pic:spPr bwMode="auto">
+                    <a:xfrm>
+                      <a:off x="0" y="0"/>
+                      <a:ext cx="5760000" cy="3456000"/>
+                    </a:xfrm>
+                    <a:prstGeom prst="rect">
+                      <a:avLst/>
+                    </a:prstGeom>
+                  </pic:spPr>
+                </pic:pic>
+              </a:graphicData>
+            </a:graphic>
+          </wp:inline>
+        </w:drawing>
+      </w:r>
+    </w:p>
+    <w:p w14:paraId="CH06400001B">
+      <w:r>
+        <w:t>Figure 4. ED visit prevalence, calendar year 2022 (n=793). 69.9% had any ED visit, 41.0% had multiple, 30.1% had none.</w:t>
+      </w:r>
+    </w:p>
+    <w:p w14:paraId="CH06400002A">
+      <w:r>
+        <w:rPr>
+          <w:noProof/>
+        </w:rPr>
+        <w:drawing>
+          <wp:inline distT="0" distB="0" distL="0" distR="0">
+            <wp:extent cx="5760000" cy="3456000"/>
+            <wp:effectExtent l="0" t="0" r="0" b="0"/>
+            <wp:docPr id="400002" name="Fig400002"/>
+            <wp:cNvGraphicFramePr>
+              <a:graphicFrameLocks xmlns:a="http://schemas.openxmlformats.org/drawingml/2006/main" noChangeAspect="1"/>
+            </wp:cNvGraphicFramePr>
+            <a:graphic xmlns:a="http://schemas.openxmlformats.org/drawingml/2006/main">
+              <a:graphicData uri="http://schemas.openxmlformats.org/drawingml/2006/picture">
+                <pic:pic xmlns:pic="http://schemas.openxmlformats.org/drawingml/2006/picture">
+                  <pic:nvPicPr>
+                    <pic:cNvPr id="0" name=""/>
+                    <pic:cNvPicPr>
+                      <a:picLocks noChangeAspect="1" noChangeArrowheads="1"/>
+                    </pic:cNvPicPr>
+                  </pic:nvPicPr>
+                  <pic:blipFill>
+                    <a:blip r:embed="rId34"/>
+                    <a:srcRect/>
+                    <a:stretch>
+                      <a:fillRect/>
+                    </a:stretch>
+                  </pic:blipFill>
+                  <pic:spPr bwMode="auto">
+                    <a:xfrm>
+                      <a:off x="0" y="0"/>
+                      <a:ext cx="5760000" cy="3456000"/>
+                    </a:xfrm>
+                    <a:prstGeom prst="rect">
+                      <a:avLst/>
+                    </a:prstGeom>
+                  </pic:spPr>
+                </pic:pic>
+              </a:graphicData>
+            </a:graphic>
+          </wp:inline>
+        </w:drawing>
+      </w:r>
+    </w:p>
+    <w:p w14:paraId="CH06400002B">
+      <w:r>
+        <w:t>Figure 5. ED visit count distribution, calendar year 2022 (n=793). Nearly a third had no visits. 28.9% had exactly one. 1.3% had five or more.</w:t>
+      </w:r>
+    </w:p>
+    <w:p w14:paraId="CH06AA5544">
+      <w:r>
+        <w:rPr>
+          <w:rFonts w:ascii="Courier New" w:hAnsi="Courier New" w:cs="Courier New"/>
+          <w:sz w:val="18"/>
+          <w:szCs w:val="18"/>
+        </w:rPr>
+        <w:t xml:space="preserve">EpisodeEventInteractionAnalyzer</w:t>
+      </w:r>
+      <w:r>
+        <w:t xml:space="preserve"> then asks the cross-type question. The result:</w:t>
+      </w:r>
+    </w:p>
+    <w:p w14:paraId="CH06AA0804">
+      <w:r>
+        <w:t>EpisodeEventInteractionResult:</w:t>
+      </w:r>
+    </w:p>
+    <w:p w14:paraId="CH06AA8519">
+      <w:r>
+        <w:t xml:space="preserve">  episode_identity : medicaid_coverage</w:t>
+      </w:r>
+    </w:p>
+    <w:p w14:paraId="CH06AA3693">
+      <w:r>
+        <w:t xml:space="preserve">  event_identity   : ed_visit</w:t>
+      </w:r>
+    </w:p>
+    <w:p w14:paraId="CH06AA5931">
+      <w:r>
+        <w:t xml:space="preserve">  entities         : 793</w:t>
+      </w:r>
+    </w:p>
+    <w:p w14:paraId="CH06AA8438">
+      <w:r>
+        <w:t xml:space="preserve">  events before first episode  : 61 entities (7.7%)</w:t>
+      </w:r>
+    </w:p>
+    <w:p w14:paraId="CH06AA6381">
+      <w:r>
+        <w:t xml:space="preserve">  events during active episodes: 509 entities (64.2%)</w:t>
+      </w:r>
+    </w:p>
+    <w:p w14:paraId="CH06AA5257">
+      <w:r>
+        <w:t xml:space="preserve">  events during gaps           : 19 entities (2.4%)</w:t>
+      </w:r>
+    </w:p>
+    <w:p w14:paraId="CH06AA4890">
+      <w:r>
+        <w:t xml:space="preserve">  events after last episode    : 60 entities (7.6%)</w:t>
+      </w:r>
+    </w:p>
+    <w:p w14:paraId="CH06AA9207">
+      <w:r>
+        <w:t>2.4% of members visited the ED during a coverage gap. This question was not answerable from either data object alone. It required both, assembled in the same validated structure, with one analyzer call.</w:t>
+      </w:r>
+    </w:p>
+    <w:p w14:paraId="CH06AA9021">
+      <w:r>
+        <w:rPr>
+          <w:rFonts w:ascii="Courier New" w:hAnsi="Courier New" w:cs="Courier New"/>
+          <w:sz w:val="18"/>
+          <w:szCs w:val="18"/>
+        </w:rPr>
+        <w:t xml:space="preserve">EpisodeEventInteractionAnalyzer</w:t>
+      </w:r>
+      <w:r>
+        <w:t xml:space="preserve"> is the fourth permutation of the pairwise analyzer design space, completing Events × ObsPeriod, Episodes × ObsPeriod, Events × Events, and Events × Episodes. Adding it required writing one new class consuming existing validated objects. The </w:t>
+      </w:r>
+      <w:r>
+        <w:rPr>
+          <w:rFonts w:ascii="Courier New" w:hAnsi="Courier New" w:cs="Courier New"/>
+          <w:sz w:val="18"/>
+          <w:szCs w:val="18"/>
+        </w:rPr>
+        <w:t xml:space="preserve">CohortTimeline</w:t>
+      </w:r>
+      <w:r>
+        <w:t>, the cleaners, and all prior analyzers required zero changes.</w:t>
       </w:r>
     </w:p>
     <w:p>
       <w:pPr>
         <w:pStyle w:val="Heading2"/>
       </w:pPr>
-    </w:p>
-    <w:p>
-      <w:pPr>
-        <w:pStyle w:val="Heading2"/>
-      </w:pPr>
       <w:r>
         <w:t>3.7 Chapter 7 — Event Timing and Gap Analysis</w:t>
       </w:r>
@@ -2820,14 +2891,14 @@
     </w:p>
     <w:p>
       <w:r>
-        <w:t xml:space="preserve">You know 67.4% of members had at least one ED visit and nearly half had multiple. Now the question is about when, and whether the pattern differs by condition. Two problems make this harder than it looks. Each nth timing has a different denominator: time to first visit is defined for 337 members, time to second for 243, time to third for 147. A script must track three denominators manually and apply them correctly to three histograms on a shared axis. And </w:t>
+        <w:t xml:space="preserve">You know 64.2% of members in the null cohort and 67.6% in the signal cohort had at least one ED visit, and that more than half had multiple. Now the question is about when, and whether the pattern differs by condition. Two problems make this harder than it looks. Each nth timing has a different denominator: time to first visit is defined for 541 members (signal), time to second for 454, time to third for 354. A script must track three denominators manually and apply them correctly to three histograms on a shared axis. And </w:t>
         <w:lastRenderedPageBreak/>
         <w:t>stratifying gap distributions by condition requires that diagnosis labels survive from raw claims through cleaning, consolidation, and timeline assembly —without any additional joins.</w:t>
       </w:r>
     </w:p>
     <w:p>
       <w:r>
-        <w:t xml:space="preserve">(Rerun Chapter 7***) Chapter 7 reuses the full pipeline from Chapter 6. </w:t>
+        <w:t xml:space="preserve">Chapter 7 reuses the full pipeline from Chapter 6. </w:t>
       </w:r>
       <w:r>
         <w:rPr>
@@ -2838,7 +2909,7 @@
         <w:t>compute_timing(max_n=3)</w:t>
       </w:r>
       <w:r>
-        <w:t xml:space="preserve"> produces per-member timing with shrinking validated denominators: 337 (67.4%) with a first visit, 243 (48.6%) with a second, 147 (29.4%) with a third. Figure 4 shows faceted histograms on the same x-axis — each subplot shows its eligible denominator automatically. The first-visit distribution is left-skewed; the third-visit distribution is flatter and shifts right.</w:t>
+        <w:t xml:space="preserve"> produces per-member timing with shrinking validated denominators: 541 (67.6%) with a first visit, 454 (56.8%) with a second, 354 (44.2%) with a third (signal cohort). Figure 6 shows faceted histograms on the same x-axis — each subplot shows its eligible denominator automatically. The first-visit distribution is left-skewed; the third-visit distribution is flatter and shifts right.</w:t>
       </w:r>
     </w:p>
     <w:p/>
@@ -2889,14 +2960,14 @@
     </w:p>
     <w:p>
       <w:r>
-        <w:t>Figure 4. Time to nth ED visit from age 18, signal simulation (n=800). Top: 1st visit (n=566, 70.8%). Middle: 2nd (n=466, 58.2%). Bottom: 3rd (n=363, 45.4%). Shared x-axis. Dashed lines: P25, P50, P75.</w:t>
+        <w:t>Figure 6. Time to nth ED visit from age 18, signal simulation (n=800). Top: 1st visit (n=541, 67.6%). Middle: 2nd (n=454, 56.8%). Bottom: 3rd (n=354, 44.2%). Shared x-axis. Dashed lines: P25, P50, P75.</w:t>
       </w:r>
     </w:p>
     <w:p/>
     <w:p>
       <w:r>
         <w:lastRenderedPageBreak/>
-        <w:t xml:space="preserve">compute_shape() produces per-entity behavioral fingerprints. plot_mean_gap_violin_stratified() reads occ_ed_visit_icd10_condition directly from the </w:t>
+        <w:t xml:space="preserve">compute_shape() produces per-entity behavioral fingerprints. plot_mean_gap_violin_stratified() reads evt_ed_visit_icd10_condition directly from the </w:t>
       </w:r>
       <w:r>
         <w:rPr>
@@ -2918,7 +2989,7 @@
         <w:t>EventSemantics</w:t>
       </w:r>
       <w:r>
-        <w:t>.descriptor_cols with timeline: unique, no join required. Figure 5 shows the signal: single-condition members (conditionA median 219 days, conditionB 207 days, conditionC 152 days) have longer gaps than comorbid members (132–150 days) — consistent with the higher visit rates assigned to conditionB and conditionC.</w:t>
+        <w:t>.descriptor_cols with timeline: unique, no join required. Figure 7 shows the signal: single-condition members (conditionA median 210 days, conditionB 184 days, conditionC 159 days) have longer gaps than comorbid members (149–178 days) — consistent with the higher visit rates assigned to conditionB and conditionC.</w:t>
       </w:r>
     </w:p>
     <w:p/>
@@ -2969,13 +3040,13 @@
     </w:p>
     <w:p>
       <w:r>
-        <w:t>Figure 5. Mean days between ED visits by condition group, ages 18–21 (signal simulation). Single-condition members show longer gaps than comorbid members. Dashed lines: P25, P50, P75.</w:t>
+        <w:t>Figure 7. Mean days between ED visits by condition group, ages 18–21 (signal simulation). Single-condition members show longer gaps than comorbid members. Dashed lines: P25, P50, P75.</w:t>
       </w:r>
     </w:p>
     <w:p/>
     <w:p>
       <w:r>
-        <w:t>This vignetted demonstrates how</w:t>
+        <w:t>This vignette demonstrates how</w:t>
       </w:r>
       <w:r>
         <w:rPr>
@@ -2985,28 +3056,6 @@
         <w:t xml:space="preserve"> </w:t>
       </w:r>
       <w:r>
-        <w:t>new intermediate classes (</w:t>
-      </w:r>
-      <w:r>
-        <w:rPr>
-          <w:rFonts w:ascii="Courier New" w:eastAsia="Courier New" w:hAnsi="Courier New" w:cs="Courier New"/>
-          <w:sz w:val="18"/>
-          <w:szCs w:val="18"/>
-        </w:rPr>
-        <w:t>EventResultTiming</w:t>
-      </w:r>
-      <w:r>
-        <w:t xml:space="preserve"> and  </w:t>
-      </w:r>
-      <w:r>
-        <w:rPr>
-          <w:rFonts w:ascii="Courier New" w:eastAsia="Courier New" w:hAnsi="Courier New" w:cs="Courier New"/>
-          <w:sz w:val="18"/>
-          <w:szCs w:val="18"/>
-        </w:rPr>
-        <w:t>EventResultShape</w:t>
-      </w:r>
-      <w:r>
         <w:t xml:space="preserve">) extend the framework without modifying existing components. Each carries its own validated denominators as properties, so the right denominator appears in each subplot title automatically rather than being tracked manually. Descriptor columns declared with timeline: unique survive the full pipeline into the </w:t>
       </w:r>
       <w:r>
@@ -3018,7 +3067,7 @@
         <w:t>CohortTimeline</w:t>
       </w:r>
       <w:r>
-        <w:t xml:space="preserve"> and are available for stratification without additional joins. Adding this capability changed four components; every analyzer, cleaner, and other intermediate required zero changes</w:t>
+        <w:t xml:space="preserve"> and are available for stratification without additional joins. Adding descriptor carriage required changes to DescriptorColConfig, cohort_timeline_utils, and CohortTimeline. Every analyzer, cleaner, and other intermediate required zero changes</w:t>
       </w:r>
       <w:r>
         <w:rPr>

--- a/docs/eventus_sixth_draft.docx
+++ b/docs/eventus_sixth_draft.docx
@@ -2579,10 +2579,7 @@
     </w:p>
     <w:p w14:paraId="CH06AA7754">
       <w:r>
-        <w:t xml:space="preserve">Scenario: </w:t>
-      </w:r>
-      <w:r>
-        <w:t>How many ED visits did members have during calendar year 2022, and where in their coverage structure did those visits fall?</w:t>
+        <w:t>Scenario: How many ED visits did members have during calendar year 2022, and where in their coverage structure did those visits fall?</w:t>
       </w:r>
     </w:p>
     <w:p w14:paraId="CH06AA4491">
@@ -3077,242 +3074,169 @@
         <w:t>.</w:t>
       </w:r>
     </w:p>
-    <w:p>
+    <w:p w14:paraId="CH08HEAD">
       <w:pPr>
         <w:pStyle w:val="Heading2"/>
       </w:pPr>
       <w:r>
-        <w:lastRenderedPageBreak/>
         <w:t>3.8 Chapter 8 — Event Co-occurrence: Presence Analysis</w:t>
       </w:r>
     </w:p>
-    <w:p>
-      <w:r>
-        <w:rPr>
-          <w:b/>
-          <w:bCs/>
-        </w:rPr>
-        <w:t xml:space="preserve">Scientific question: </w:t>
-      </w:r>
-      <w:r>
-        <w:t>s and ED visits co-occur in the same calendar year more often than chance would predict?</w:t>
-      </w:r>
-    </w:p>
-    <w:p>
-      <w:r>
-        <w:t>You have two cleaned event streams for a cohort of 5,000 patients: cirrhosis diagnoses and emergency department visits. Both cover calendar year 2022. Both were cleaned independently. The scientific question is whether having a cirrhosis diagnosis is associated with a higher rate of ED visits in the same year — a presence question, not a timing or mechanism question.</w:t>
-      </w:r>
-    </w:p>
-    <w:p>
-      <w:r>
-        <w:t xml:space="preserve">Four structural problems make this harder than it appears in a script. First, computing co-occurrence correctly requires the full patient list — including patients with neither event — as the denominator. A left join that drops patients with neither event corrupts the 2×2 table. Second, the four cells of the contingency table (both A and B, A only, B only, neither) each require the full declared cohort, not the union of the two event DataFrames. Third, the column-naming problem is worst here: a script produces ad hoc names like n_cirrh_and_ed and count_both. </w:t>
-      </w:r>
-      <w:r>
-        <w:rPr>
-          <w:rFonts w:ascii="Courier New" w:eastAsia="Courier New" w:hAnsi="Courier New" w:cs="Courier New"/>
-          <w:sz w:val="18"/>
-          <w:szCs w:val="18"/>
-        </w:rPr>
-        <w:t>EventCoOccurrencePresenceResult</w:t>
-      </w:r>
-      <w:r>
-        <w:t xml:space="preserve"> carries p_b_given_a, p_b_given_no_a, prevalence_ratio, and fisher_exact_p as named, documented properties. Fourth, the Fisher test must be consistent with the 2×2 table — a guarantee that requires the test and the table to share the same data.</w:t>
-      </w:r>
-    </w:p>
-    <w:p>
-      <w:r>
-        <w:rPr>
-          <w:rFonts w:ascii="Courier New" w:eastAsia="Courier New" w:hAnsi="Courier New" w:cs="Courier New"/>
-          <w:sz w:val="18"/>
-          <w:szCs w:val="18"/>
-        </w:rPr>
-        <w:t>EventCoOccurrenceAnalyzer</w:t>
-      </w:r>
-      <w:r>
-        <w:t xml:space="preserve"> receives the </w:t>
-      </w:r>
-      <w:r>
-        <w:rPr>
-          <w:rFonts w:ascii="Courier New" w:eastAsia="Courier New" w:hAnsi="Courier New" w:cs="Courier New"/>
-          <w:sz w:val="18"/>
-          <w:szCs w:val="18"/>
-        </w:rPr>
-        <w:t>CohortTimeline</w:t>
-      </w:r>
-      <w:r>
-        <w:t xml:space="preserve"> directly. The full 5,000-patient cohort (including 2,980 (59.6%) with neither event — is already there. No per-entity merge to engineer. No ad hoc patient list to construct.</w:t>
-      </w:r>
-    </w:p>
-    <w:p/>
-    <w:p>
-      <w:r>
-        <w:rPr>
-          <w:rFonts w:eastAsia="Courier New"/>
-        </w:rPr>
-        <w:t>analyzer = eventus.EventCoOccurrenceAnalyzer(</w:t>
-      </w:r>
-    </w:p>
-    <w:p>
-      <w:r>
-        <w:rPr>
-          <w:rFonts w:eastAsia="Courier New"/>
-        </w:rPr>
-        <w:t xml:space="preserve">    cohort_timeline = ct,</w:t>
-      </w:r>
-    </w:p>
-    <w:p>
-      <w:r>
-        <w:rPr>
-          <w:rFonts w:eastAsia="Courier New"/>
-        </w:rPr>
-        <w:t xml:space="preserve">    identity_a      = "cirrhosis_diagnosis",</w:t>
-      </w:r>
-    </w:p>
-    <w:p>
-      <w:r>
-        <w:rPr>
-          <w:rFonts w:eastAsia="Courier New"/>
-        </w:rPr>
-        <w:t xml:space="preserve">    identity_b      = "ed_visit",</w:t>
-      </w:r>
-    </w:p>
-    <w:p>
-      <w:r>
-        <w:rPr>
-          <w:rFonts w:eastAsia="Courier New"/>
-        </w:rPr>
-        <w:t>)</w:t>
-      </w:r>
-    </w:p>
-    <w:p>
-      <w:r>
-        <w:rPr>
-          <w:rFonts w:eastAsia="Courier New"/>
-        </w:rPr>
-        <w:t>presence = analyzer.compute_presence()</w:t>
-      </w:r>
-    </w:p>
-    <w:p/>
-    <w:p>
-      <w:r>
-        <w:rPr>
-          <w:rFonts w:eastAsia="Courier New"/>
-        </w:rPr>
-        <w:t>EventCoOccurrencePresenceResult:</w:t>
-      </w:r>
-    </w:p>
-    <w:p>
-      <w:r>
-        <w:rPr>
-          <w:rFonts w:eastAsia="Courier New"/>
-        </w:rPr>
-        <w:t xml:space="preserve">  n_with_a          : 90    (1.8%)    &lt;- cirrhosis patients</w:t>
-      </w:r>
-    </w:p>
-    <w:p>
-      <w:r>
-        <w:rPr>
-          <w:rFonts w:eastAsia="Courier New"/>
-        </w:rPr>
-        <w:t xml:space="preserve">  n_with_b          : 1,847 (36.9%)   &lt;- any ED visit</w:t>
-      </w:r>
-    </w:p>
-    <w:p>
-      <w:r>
-        <w:rPr>
-          <w:rFonts w:eastAsia="Courier New"/>
-        </w:rPr>
-        <w:t xml:space="preserve">  n_with_both       : 56    (1.1%)</w:t>
-      </w:r>
-    </w:p>
-    <w:p>
-      <w:r>
-        <w:rPr>
-          <w:rFonts w:eastAsia="Courier New"/>
-        </w:rPr>
+    <w:p w14:paraId="CH08SC001">
+      <w:r>
+        <w:t xml:space="preserve">Scenario: </w:t>
+      </w:r>
+      <w:r>
+        <w:t xml:space="preserve">Do cirrhosis diagnoses and ED visits co-occur in the same calendar year more often than chance would predict?</w:t>
+      </w:r>
+    </w:p>
+    <w:p w14:paraId="CH08P99634">
+      <w:r>
+        <w:t xml:space="preserve">You have two cleaned event streams for a cohort of 5,000 patients: cirrhosis diagnosis dates and emergency department visits, both covering calendar year 2022. The scientific question is a presence question — not when events happened or which came first, but whether having a cirrhosis diagnosis is associated with a higher rate of ED visits in the same year.</w:t>
+      </w:r>
+    </w:p>
+    <w:p w14:paraId="CH08P56836">
+      <w:r>
+        <w:t xml:space="preserve">Four structural problems make this harder than it looks in a script. First, co-occurrence counting requires the full patient list — including patients with neither event — as the denominator. A join that drops those patients corrupts all four cells of the 2×2 table. Second, the reference population must be the full declared cohort, not the union of the two event DataFrames. Third, a script produces ad hoc column names like n_cirrh_and_ed with no documented meaning. Fourth, the Fisher exact test must be consistent with the same 2×2 table that produced the counts — a guarantee a script must engineer manually.</w:t>
+      </w:r>
+    </w:p>
+    <w:p w14:paraId="CH08AS001">
+      <w:r>
+        <w:t xml:space="preserve">The observation period is constructed from the full 5,000-patient pool before either event stream is consulted. </w:t>
+      </w:r>
+      <w:r>
+        <w:rPr>
+          <w:rFonts w:ascii="Courier New" w:hAnsi="Courier New" w:cs="Courier New"/>
+          <w:sz w:val="18"/>
+          <w:szCs w:val="18"/>
+        </w:rPr>
+        <w:t xml:space="preserve">CohortTimeline.build_from_components()</w:t>
+      </w:r>
+      <w:r>
+        <w:t xml:space="preserve"> assembles both cleaned streams into one per-entity structure — all 5,000 patients present, including the 3,119 (62.4%) with neither event. They are the “neither” cell.</w:t>
+      </w:r>
+    </w:p>
+    <w:p w14:paraId="CH08RS001">
+      <w:r>
+        <w:rPr>
+          <w:rFonts w:ascii="Courier New" w:hAnsi="Courier New" w:cs="Courier New"/>
+          <w:sz w:val="18"/>
+          <w:szCs w:val="18"/>
+        </w:rPr>
+        <w:t xml:space="preserve">EventCoOccurrenceAnalyzer(ct, "cirrhosis_diagnosis", "ed_visit").compute_presence()</w:t>
+      </w:r>
+      <w:r>
+        <w:t xml:space="preserve"> produces:</w:t>
+      </w:r>
+    </w:p>
+    <w:p w14:paraId="CH08P77015">
+      <w:r>
+        <w:t xml:space="preserve">EventCoOccurrencePresenceResult:</w:t>
+      </w:r>
+    </w:p>
+    <w:p w14:paraId="CH08P95695">
+      <w:r>
+        <w:t xml:space="preserve">  n_with_a          : 90 (1.8%)     ← cirrhosis patients</w:t>
+      </w:r>
+    </w:p>
+    <w:p w14:paraId="CH08P14611">
+      <w:r>
+        <w:t xml:space="preserve">  n_with_b          : 1,847 (36.9%)  ← any ED visit</w:t>
+      </w:r>
+    </w:p>
+    <w:p w14:paraId="CH08P71463">
+      <w:r>
+        <w:t xml:space="preserve">  n_with_both       : 56 (1.1%)</w:t>
+      </w:r>
+    </w:p>
+    <w:p w14:paraId="CH08P73892">
+      <w:r>
         <w:t xml:space="preserve">  n_with_neither    : 3,119 (62.4%)</w:t>
       </w:r>
     </w:p>
-    <w:p>
-      <w:r>
-        <w:rPr>
-          <w:rFonts w:eastAsia="Courier New"/>
-        </w:rPr>
+    <w:p w14:paraId="CH08P34833">
+      <w:r>
         <w:t xml:space="preserve">  p_b_given_a       : 62.2%</w:t>
       </w:r>
     </w:p>
-    <w:p>
-      <w:r>
-        <w:rPr>
-          <w:rFonts w:eastAsia="Courier New"/>
-        </w:rPr>
-        <w:lastRenderedPageBreak/>
+    <w:p w14:paraId="CH08P43448">
+      <w:r>
         <w:t xml:space="preserve">  p_b_given_no_a    : 36.5%</w:t>
       </w:r>
     </w:p>
-    <w:p>
-      <w:r>
-        <w:rPr>
-          <w:rFonts w:eastAsia="Courier New"/>
-        </w:rPr>
-        <w:t xml:space="preserve">  prevalence_ratio  : 1.706x</w:t>
-      </w:r>
-    </w:p>
-    <w:p>
-      <w:r>
-        <w:rPr>
-          <w:rFonts w:eastAsia="Courier New"/>
-        </w:rPr>
+    <w:p w14:paraId="CH08P38733">
+      <w:r>
+        <w:t xml:space="preserve">  prevalence_ratio  : 1.706×</w:t>
+      </w:r>
+    </w:p>
+    <w:p w14:paraId="CH08P44346">
+      <w:r>
         <w:t xml:space="preserve">  fisher_exact_p    : 1.27e-06</w:t>
       </w:r>
     </w:p>
-    <w:p/>
-    <w:p>
-      <w:r>
-        <w:t>Among cirrhosis patients, 62.2% had an ED visit — nearly double the 36.5% rate among non-cirrhosis patients (prevalence ratio 1.71, 95% CI: 1.45–2.01, Fisher p=1.27e-06). The null simulation (simul_3 — two independent Poisson streams) produces prevalence ratio 1.019, Fisher p=0.74 — no signal. The same code, the same analyzer, the same result object: two completely different scientific conclusions.</w:t>
-      </w:r>
-    </w:p>
-    <w:p>
-      <w:r>
-        <w:t>presence.association returns a full 2×2 association object with conditional probabilities, Wilson score confidence intervals, and a disclaimer that these measures describe co-occurrence patterns within a defined observation period — not mechanisms, not directionality. The disclaimer is part of the object because it is always true for observational co-occurrence statistics.</w:t>
-      </w:r>
-    </w:p>
-    <w:p/>
-    <w:p>
-      <w:r>
-        <w:rPr>
-          <w:b/>
-          <w:bCs/>
-        </w:rPr>
-        <w:t xml:space="preserve">Architectural point: </w:t>
-      </w:r>
-      <w:r>
-        <w:t xml:space="preserve">e full declared cohort, not inferred from the event DataFrames. The column-naming problem disappears when results carry their own context. The open/closed principle holds — </w:t>
-      </w:r>
-      <w:r>
-        <w:rPr>
-          <w:rFonts w:ascii="Courier New" w:eastAsia="Courier New" w:hAnsi="Courier New" w:cs="Courier New"/>
-          <w:sz w:val="18"/>
-          <w:szCs w:val="18"/>
-        </w:rPr>
-        <w:t>EventCoOccurrenceAnalyzer</w:t>
+    <w:p w14:paraId="CH08P05661">
+      <w:r>
+        <w:t xml:space="preserve">Among cirrhosis patients, 62.2% had an ED visit in 2022 — nearly double the 36.5% rate among non-cirrhosis patients (prevalence ratio 1.71, 95% CI: 1.45–2.01, Fisher p=1.27e-06). With only 90 cirrhosis patients (1.8% prevalence), the confidence interval is wider than it would be at higher prevalence, but the signal is clear and consistent with the simulation design.</w:t>
+      </w:r>
+    </w:p>
+    <w:p w14:paraId="CH08PA001">
+      <w:r>
+        <w:rPr>
+          <w:rFonts w:ascii="Courier New" w:hAnsi="Courier New" w:cs="Courier New"/>
+          <w:sz w:val="18"/>
+          <w:szCs w:val="18"/>
+        </w:rPr>
+        <w:t xml:space="preserve">presence.association</w:t>
+      </w:r>
+      <w:r>
+        <w:t xml:space="preserve"> returns a full 2×2 association object with conditional probabilities, Wilson score confidence intervals, and a prevalence ratio with log-method CI. The disclaimer is built into the object because it is always true for observational co-occurrence statistics: these measures describe co-occurrence patterns within a defined observation period, not mechanisms or directionality.</w:t>
+      </w:r>
+    </w:p>
+    <w:p w14:paraId="CH08P57909">
+      <w:r>
+        <w:t xml:space="preserve">The null simulation validates that the analyzer correctly identifies absence of signal. simul_3 is two independent Poisson event streams with identical rates across all 5,000 patients — no planted relationship, no shared risk factors. The same pipeline, the same analyzer, the same result object: prevalence ratio 1.019, Fisher p=0.74. Having event X provides no information about whether a patient also had event Y. The contrast with the signal result is the scientific validation: the analyzer detects signal when present and correctly returns null when not.</w:t>
+      </w:r>
+    </w:p>
+    <w:p w14:paraId="CH08AR001">
+      <w:r>
+        <w:rPr>
+          <w:rFonts w:ascii="Courier New" w:hAnsi="Courier New" w:cs="Courier New"/>
+          <w:sz w:val="18"/>
+          <w:szCs w:val="18"/>
+        </w:rPr>
+        <w:t xml:space="preserve">EventCoOccurrenceAnalyzer</w:t>
       </w:r>
       <w:r>
         <w:t xml:space="preserve"> is a new class consuming an existing validated </w:t>
       </w:r>
       <w:r>
         <w:rPr>
-          <w:rFonts w:ascii="Courier New" w:eastAsia="Courier New" w:hAnsi="Courier New" w:cs="Courier New"/>
-          <w:sz w:val="18"/>
-          <w:szCs w:val="18"/>
-        </w:rPr>
-        <w:t>CohortTimeline</w:t>
-      </w:r>
-      <w:r>
-        <w:t>. The cleaners, the timeline, and all previous chapters required zero changes.</w:t>
-      </w:r>
-    </w:p>
-    <w:p/>
+          <w:rFonts w:ascii="Courier New" w:hAnsi="Courier New" w:cs="Courier New"/>
+          <w:sz w:val="18"/>
+          <w:szCs w:val="18"/>
+        </w:rPr>
+        <w:t xml:space="preserve">CohortTimeline</w:t>
+      </w:r>
+      <w:r>
+        <w:t xml:space="preserve">. The cleaners, the timeline, and all prior analyzers required zero changes.</w:t>
+      </w:r>
+    </w:p>
+    <w:p w14:paraId="CH08CL001">
+      <w:r>
+        <w:t xml:space="preserve">This vignette demonstrates that co-occurrence presence analysis is a first-class operation in eventus. Two independently cleaned event streams, assembled into one </w:t>
+      </w:r>
+      <w:r>
+        <w:rPr>
+          <w:rFonts w:ascii="Courier New" w:hAnsi="Courier New" w:cs="Courier New"/>
+          <w:sz w:val="18"/>
+          <w:szCs w:val="18"/>
+        </w:rPr>
+        <w:t xml:space="preserve">CohortTimeline</w:t>
+      </w:r>
+      <w:r>
+        <w:t xml:space="preserve">, yield a validated 2×2 result with named properties, confidence intervals, and a built-in disclaimer — in three lines of analysis code. Presence analysis is the prerequisite for what follows: timing and directionality are only worth examining once a signal is established.</w:t>
+      </w:r>
+    </w:p>
     <w:p>
       <w:pPr>
         <w:pStyle w:val="Heading2"/>
